--- a/downloads/teacher/05 Materials/Unit 01/Handouts/Handout 01.01 - Hazard Hunt.docx
+++ b/downloads/teacher/05 Materials/Unit 01/Handouts/Handout 01.01 - Hazard Hunt.docx
@@ -343,17 +343,6 @@
       </w:r>
       <w:bookmarkEnd w:id="22"/>
     </w:p>
-    <w:p>
-      <w:pPr>
-        <w:pStyle w:val="FirstParagraph"/>
-      </w:pPr>
-      <w:r>
-        <w:rPr>
-          <w:rStyle w:val="TeacherNote"/>
-        </w:rPr>
-        <w:t xml:space="preserve">[Check with a native speaker before printing.]</w:t>
-      </w:r>
-    </w:p>
     <w:tbl>
       <w:tblPr>
         <w:tblStyle w:val="Table"/>
@@ -1444,15 +1433,6 @@
       </w:pPr>
       <w:r>
         <w:t xml:space="preserve">There is no single right answer for Part 1, because the planted hazards are the teacher’s own. Use the list below to check that a station’s hazard was named, put in the right family, and given a prevention step that would actually work. The stations and hazards here are the ones suggested in Lesson 1.1; replace them with your own.</w:t>
-      </w:r>
-      <w:r>
-        <w:t xml:space="preserve"> </w:t>
-      </w:r>
-      <w:r>
-        <w:rPr>
-          <w:rStyle w:val="TeacherNote"/>
-        </w:rPr>
-        <w:t xml:space="preserve">[Sal: write your real station list here after you stage the room, and keep the photos.]</w:t>
       </w:r>
     </w:p>
     <w:tbl>
